--- a/content/member-assets/garage-shelf-installation/garage-outreach-scripts.docx
+++ b/content/member-assets/garage-shelf-installation/garage-outreach-scripts.docx
@@ -759,7 +759,7 @@
               <w:pStyle w:val="TableCell"/>
             </w:pPr>
             <w:r>
-              <w:t xml:space="preserve">Cold email: direct audit opener — Subject: quick garage shelf installation idea</w:t>
+              <w:t xml:space="preserve">Cold email: direct audit opener - Subject: quick garage shelf installation idea</w:t>
             </w:r>
           </w:p>
         </w:tc>
@@ -801,7 +801,7 @@
               <w:pStyle w:val="TableCell"/>
             </w:pPr>
             <w:r>
-              <w:t xml:space="preserve">Cold email: value-first version — Subject: spotted one quick fix for [business]</w:t>
+              <w:t xml:space="preserve">Cold email: value-first version - Subject: spotted one quick fix for [business]</w:t>
             </w:r>
           </w:p>
         </w:tc>
@@ -845,7 +845,7 @@
               <w:pStyle w:val="TableCell"/>
             </w:pPr>
             <w:r>
-              <w:t xml:space="preserve">Cold email: referral version — Subject: who handles this?</w:t>
+              <w:t xml:space="preserve">Cold email: referral version - Subject: who handles this?</w:t>
             </w:r>
           </w:p>
         </w:tc>
@@ -887,7 +887,7 @@
               <w:pStyle w:val="TableCell"/>
             </w:pPr>
             <w:r>
-              <w:t xml:space="preserve">DM opener — Hey [Name] - quick idea for [business]. I noticed [specific observation]. I help…</w:t>
+              <w:t xml:space="preserve">DM opener - Hey [Name] - quick idea for [business]. I noticed [specific observation]. I help…</w:t>
             </w:r>
           </w:p>
         </w:tc>
@@ -931,7 +931,7 @@
               <w:pStyle w:val="TableCell"/>
             </w:pPr>
             <w:r>
-              <w:t xml:space="preserve">Paid test offer — Offer one narrow outcome that can be delivered in 48-72 hours.</w:t>
+              <w:t xml:space="preserve">Paid test offer - Offer one narrow outcome that can be delivered in 48-72 hours.</w:t>
             </w:r>
           </w:p>
         </w:tc>
@@ -973,7 +973,7 @@
               <w:pStyle w:val="TableCell"/>
             </w:pPr>
             <w:r>
-              <w:t xml:space="preserve">Loom script — Open with the visible business context in the first 10 seconds.</w:t>
+              <w:t xml:space="preserve">Loom script - Open with the visible business context in the first 10 seconds.</w:t>
             </w:r>
           </w:p>
         </w:tc>
@@ -1017,7 +1017,7 @@
               <w:pStyle w:val="TableCell"/>
             </w:pPr>
             <w:r>
-              <w:t xml:space="preserve">Follow-up sequence — Day 2: send the sample again with one new observation.</w:t>
+              <w:t xml:space="preserve">Follow-up sequence - Day 2: send the sample again with one new observation.</w:t>
             </w:r>
           </w:p>
         </w:tc>
@@ -1059,7 +1059,7 @@
               <w:pStyle w:val="TableCell"/>
             </w:pPr>
             <w:r>
-              <w:t xml:space="preserve">Objection handling — Too busy: offer a fixed input list and a single review window.</w:t>
+              <w:t xml:space="preserve">Objection handling - Too busy: offer a fixed input list and a single review window.</w:t>
             </w:r>
           </w:p>
         </w:tc>
@@ -1103,7 +1103,7 @@
               <w:pStyle w:val="TableCell"/>
             </w:pPr>
             <w:r>
-              <w:t xml:space="preserve">Close and handoff copy — Thanks - I will send the first draft by [date/time]. I need [input 1], [input 2], and the…</w:t>
+              <w:t xml:space="preserve">Close and handoff copy - Thanks - I will send the first draft by [date/time]. I need [input 1], [input 2], and the…</w:t>
             </w:r>
           </w:p>
         </w:tc>
@@ -1145,7 +1145,7 @@
               <w:pStyle w:val="TableCell"/>
             </w:pPr>
             <w:r>
-              <w:t xml:space="preserve">Approval checklist — The buyer approved the visible facts, pricing, claims, hours, dates, names, and links.</w:t>
+              <w:t xml:space="preserve">Approval checklist - The buyer approved the visible facts, pricing, claims, hours, dates, names, and links.</w:t>
             </w:r>
           </w:p>
         </w:tc>
@@ -1189,7 +1189,7 @@
               <w:pStyle w:val="TableCell"/>
             </w:pPr>
             <w:r>
-              <w:t xml:space="preserve">Delivery standards (shared) — This asset is for homeowners, renters, landlords, and property managers; replace bracketed…</w:t>
+              <w:t xml:space="preserve">Delivery standards (shared) - This asset is for homeowners, renters, landlords, and property managers; replace bracketed…</w:t>
             </w:r>
           </w:p>
         </w:tc>
@@ -2157,7 +2157,7 @@
     <w:lvl w:ilvl="0">
       <w:start w:val="1"/>
       <w:numFmt w:val="bullet"/>
-      <w:lvlText w:val="–"/>
+      <w:lvlText w:val="-"/>
       <w:pPr>
         <w:ind w:left="540" w:hanging="220"/>
       </w:pPr>
